--- a/public/cv/Specialised CV Template Ankit org.docx
+++ b/public/cv/Specialised CV Template Ankit org.docx
@@ -3471,7 +3471,16 @@
           <w:w w:val="110"/>
           <w:sz w:val="20"/>
         </w:rPr>
-        <w:t>6.33</w:t>
+        <w:t>6.</w:t>
+      </w:r>
+      <w:r>
+        <w:rPr>
+          <w:i/>
+          <w:spacing w:val="-4"/>
+          <w:w w:val="110"/>
+          <w:sz w:val="20"/>
+        </w:rPr>
+        <w:t>70</w:t>
       </w:r>
       <w:r>
         <w:rPr>
